--- a/companies/meridian-actuarial/Engagements/Wells, Walsh and Martinez/2023.04.19 - Kickoff Memo - Funding Policy Study.docx
+++ b/companies/meridian-actuarial/Engagements/Wells, Walsh and Martinez/2023.04.19 - Kickoff Memo - Funding Policy Study.docx
@@ -2,31 +2,13 @@
 <file path=word/document.xml><?xml version="1.0" encoding="utf-8"?>
 <w:document xmlns:wpc="http://schemas.microsoft.com/office/word/2010/wordprocessingCanvas" xmlns:mo="http://schemas.microsoft.com/office/mac/office/2008/main" xmlns:mc="http://schemas.openxmlformats.org/markup-compatibility/2006" xmlns:mv="urn:schemas-microsoft-com:mac:vml" xmlns:o="urn:schemas-microsoft-com:office:office" xmlns:r="http://schemas.openxmlformats.org/officeDocument/2006/relationships" xmlns:m="http://schemas.openxmlformats.org/officeDocument/2006/math" xmlns:v="urn:schemas-microsoft-com:vml" xmlns:wp14="http://schemas.microsoft.com/office/word/2010/wordprocessingDrawing" xmlns:wp="http://schemas.openxmlformats.org/drawingml/2006/wordprocessingDrawing" xmlns:w10="urn:schemas-microsoft-com:office:word" xmlns:w="http://schemas.openxmlformats.org/wordprocessingml/2006/main" xmlns:w14="http://schemas.microsoft.com/office/word/2010/wordml" xmlns:wpg="http://schemas.microsoft.com/office/word/2010/wordprocessingGroup" xmlns:wpi="http://schemas.microsoft.com/office/word/2010/wordprocessingInk" xmlns:wne="http://schemas.microsoft.com/office/word/2006/wordml" xmlns:wps="http://schemas.microsoft.com/office/word/2010/wordprocessingShape" mc:Ignorable="w14 wp14">
   <w:body>
-    <w:p>
-      <w:pPr>
-        <w:pStyle w:val="Heading1"/>
-      </w:pPr>
-      <w:r>
-        <w:t>Kickoff Memo: Funding Policy Study</w:t>
-      </w:r>
-    </w:p>
     <w:p>
       <w:r>
         <w:t>To: David Sherman</w:t>
         <w:br/>
         <w:t>From: Michelle Banks</w:t>
         <w:br/>
-        <w:t>Re: Wells, Walsh and Martinez funding policy study, kickoff and workstreams</w:t>
-      </w:r>
-    </w:p>
-    <w:p>
-      <w:r>
-        <w:t>The letter is countersigned and we have been on the clock since April 16, 2023. What Wells, Walsh and Martinez has asked for is a written funding policy: a rule that says how much the firm contributes to the plan in a given year and why, that can be applied in a year when we are not in the room, and that the partners can defend to each other when the number goes up. Robert Lawrence is responsible for it and will present it. He will want the study to say what the plan's own data show, then what we assumed in order to project it forward, then what we recommend, in that order and in separate paragraphs. We should build the working papers that way from the first week rather than reorganize them in the last one.</w:t>
-      </w:r>
-    </w:p>
-    <w:p>
-      <w:r>
-        <w:t>It is worth being clear about what this is not, because the question will come up. We are not performing the plan's annual valuation and we are not certifying anything. We are not advising on how the assets are invested; if that is asked, the answer is that it is outside our scope and outside our qualification, not that we will take a look. We are not designing benefits. Anything that arrives in a hallway gets scoped in writing before it gets worked on.</w:t>
+        <w:t>Re: Funding policy study for Wells, Walsh and Martinez</w:t>
       </w:r>
     </w:p>
     <w:p>
@@ -34,7 +16,30 @@
         <w:pStyle w:val="Heading2"/>
       </w:pPr>
       <w:r>
-        <w:t>Workstreams</w:t>
+        <w:t>The objective</w:t>
+      </w:r>
+    </w:p>
+    <w:p>
+      <w:r>
+        <w:t>This memo lays out how we will run the Wells, Walsh and Martinez funding policy study through its opening weeks. The objective is plain: study the plan's current funding policy, project how it behaves under a range of scenarios, and write a report the board can act on. We build it the way we build every report, with the data first, the assumptions second, and our conclusions last.</w:t>
+      </w:r>
+    </w:p>
+    <w:p>
+      <w:r>
+        <w:t>Our client contact is Lisa Hubbard, Chief Operating Officer. Data requests and scheduling go through her office. Client-facing questions clear with me before they reach her.</w:t>
+      </w:r>
+    </w:p>
+    <w:p>
+      <w:pPr>
+        <w:pStyle w:val="Heading2"/>
+      </w:pPr>
+      <w:r>
+        <w:t>The work, in sequence</w:t>
+      </w:r>
+    </w:p>
+    <w:p>
+      <w:r>
+        <w:t>The study breaks into four pieces of work. They overlap in places, but the data has to settle before the projections mean anything, so the order matters. Numbering them here so we are working from the same list:</w:t>
       </w:r>
     </w:p>
     <w:p>
@@ -42,7 +47,7 @@
         <w:pStyle w:val="ListBullet"/>
       </w:pPr>
       <w:r>
-        <w:t>Current practice. David Sherman owns this. Document how the contribution has actually been determined: the cost method, the asset valuation method and any smoothing, and how the unfunded liability is being amortized and over what period. Separately, and this is the part that matters, what was contributed each year against what was indicated for that year. If those two diverge we write down that they diverge; we do not average it into a sentence about general consistency.</w:t>
+        <w:t>Data intake. I gather the census and asset files from the client and log what comes in, checking each file over before it goes any further. Anything that does not look right gets flagged and asked about, not guessed at.</w:t>
       </w:r>
     </w:p>
     <w:p>
@@ -50,7 +55,7 @@
         <w:pStyle w:val="ListBullet"/>
       </w:pPr>
       <w:r>
-        <w:t>Data. Also David Sherman. Census, custodian statements, plan document and every amendment, the recent valuation reports with their exhibits, and the contribution history. Reconcile the census against the population in the most recent valuation before anything is built on it. If the extract is quietly a different population than the report describes, that is a finding, and it is due in the first two weeks rather than the last two.</w:t>
+        <w:t>Provisions and policy. We confirm the plan provisions and the current funding policy as they are written today, so we are studying what the plan actually does and not a summary of it.</w:t>
       </w:r>
     </w:p>
     <w:p>
@@ -58,7 +63,7 @@
         <w:pStyle w:val="ListBullet"/>
       </w:pPr>
       <w:r>
-        <w:t>Objectives. I will draft the objectives statement and take it to Lisa Hubbard, and I would rather have the firm's priorities in her words than in ours. Benefit security, contribution stability, and equity across partner cohorts trade against one another. A draft that records the firm wanting all three equally is a draft I have not finished.</w:t>
+        <w:t>Projection workbook. David Sherman builds the model that carries the policy forward under the agreed scenarios, with every exhibit traceable to its source and a clean baseline run twice before any scenario work starts.</w:t>
       </w:r>
     </w:p>
     <w:p>
@@ -66,7 +71,20 @@
         <w:pStyle w:val="ListBullet"/>
       </w:pPr>
       <w:r>
-        <w:t>Candidates and projections. Three alternatives at minimum, each written as a rule rather than as a figure. David Sherman builds the projection model and I specify the scenarios. Deterministic on the current assumptions and on stressed variants first; stochastic only where the spread of outcomes rather than a single path is what the decision turns on. Every assumption goes on the model's assumption sheet, not buried in a formula where a reviewer has to find it.</w:t>
+        <w:t>Report and exhibits. We draft the report and the supporting workbook together, keeping measurement, assumption, and conclusion in separate sections.</w:t>
+      </w:r>
+    </w:p>
+    <w:p>
+      <w:pPr>
+        <w:pStyle w:val="Heading2"/>
+      </w:pPr>
+      <w:r>
+        <w:t>What we need from the client first</w:t>
+      </w:r>
+    </w:p>
+    <w:p>
+      <w:r>
+        <w:t>The study cannot start in earnest until the inputs are in hand. My first request to Lisa Hubbard's office covers three things:</w:t>
       </w:r>
     </w:p>
     <w:p>
@@ -74,7 +92,28 @@
         <w:pStyle w:val="ListBullet"/>
       </w:pPr>
       <w:r>
-        <w:t>Recommendation and draft policy. I write it and Robert Lawrence reviews it before it goes anywhere. It ends with a policy the firm can adopt as written, including how often it is reviewed and what would trigger a review off cycle.</w:t>
+        <w:t>The current participant census, with service and pay for the active members and benefit amounts for those already in pay.</w:t>
+      </w:r>
+    </w:p>
+    <w:p>
+      <w:pPr>
+        <w:pStyle w:val="ListBullet"/>
+      </w:pPr>
+      <w:r>
+        <w:t>The most recent asset statement, together with the custodian report it should tie to.</w:t>
+      </w:r>
+    </w:p>
+    <w:p>
+      <w:pPr>
+        <w:pStyle w:val="ListBullet"/>
+      </w:pPr>
+      <w:r>
+        <w:t>The plan document and the written funding policy as they stand today.</w:t>
+      </w:r>
+    </w:p>
+    <w:p>
+      <w:r>
+        <w:t>I will log what comes in and hand David Sherman a clean set to rebuild from. If a file is late or a field is missing, I will chase it down instead of working around it.</w:t>
       </w:r>
     </w:p>
     <w:p>
@@ -82,7 +121,30 @@
         <w:pStyle w:val="Heading2"/>
       </w:pPr>
       <w:r>
-        <w:t>Next Steps</w:t>
+        <w:t>Who owns what</w:t>
+      </w:r>
+    </w:p>
+    <w:p>
+      <w:r>
+        <w:t>David Sherman owns the census rebuild, the workbook, and the tie-outs. I own the data intake, the client contact, and the first draft of the report. Where a record is unclear, we flag it and ask rather than guess.</w:t>
+      </w:r>
+    </w:p>
+    <w:p>
+      <w:r>
+        <w:t>Nothing goes to Lisa Hubbard's office as a question until we have checked it on our side first. That keeps our asks short and keeps her staff from chasing answers we could have found ourselves.</w:t>
+      </w:r>
+    </w:p>
+    <w:p>
+      <w:pPr>
+        <w:pStyle w:val="Heading2"/>
+      </w:pPr>
+      <w:r>
+        <w:t>The opening steps</w:t>
+      </w:r>
+    </w:p>
+    <w:p>
+      <w:r>
+        <w:t>The engagement begins on April 16, 2023, and the first stretch is all about getting clean inputs. Here is the order I will work in:</w:t>
       </w:r>
     </w:p>
     <w:p>
@@ -90,7 +152,7 @@
         <w:pStyle w:val="ListBullet"/>
       </w:pPr>
       <w:r>
-        <w:t>David sends the itemized data request to Lisa Hubbard this week, with the field definitions attached so nobody on either side is guessing at codes.</w:t>
+        <w:t>Request the census and asset files and log what we receive.</w:t>
       </w:r>
     </w:p>
     <w:p>
@@ -98,7 +160,7 @@
         <w:pStyle w:val="ListBullet"/>
       </w:pPr>
       <w:r>
-        <w:t>I will ask Lisa Hubbard who at the firm decides the contribution today, and whether anything about that decision is already written down somewhere. If there is a memo in a drawer we would rather read it than reconstruct it.</w:t>
+        <w:t>Reconcile the data against the prior year and note every open item.</w:t>
       </w:r>
     </w:p>
     <w:p>
@@ -106,7 +168,7 @@
         <w:pStyle w:val="ListBullet"/>
       </w:pPr>
       <w:r>
-        <w:t>David flags any gap in the amendment history before we assume the history we received is complete.</w:t>
+        <w:t>Confirm the plan provisions and the current funding policy in writing.</w:t>
       </w:r>
     </w:p>
     <w:p>
@@ -114,20 +176,12 @@
         <w:pStyle w:val="ListBullet"/>
       </w:pPr>
       <w:r>
-        <w:t>I will put the internal review with Robert Lawrence on the calendar now, far enough out that it can be a review rather than a signature.</w:t>
-      </w:r>
-    </w:p>
-    <w:p>
-      <w:pPr>
-        <w:pStyle w:val="ListBullet"/>
-      </w:pPr>
-      <w:r>
-        <w:t>No number leaves this team, in any form, until the census reconciliation is signed off. That includes a number in a sentence that begins with the word roughly.</w:t>
+        <w:t>Stand up the projection workbook once the data is settled.</w:t>
       </w:r>
     </w:p>
     <w:p>
       <w:r>
-        <w:t>We are at the beginning, which is the cheapest point at which to discover that we have misunderstood the question. If any of the above reads differently to you than it does to me, say so this week.</w:t>
+        <w:t>I will circulate the reconciled file and an open-items list as soon as the data lands. Raise anything that looks off the moment you see it, rather than saving it for a status call.</w:t>
       </w:r>
     </w:p>
     <w:sectPr>
